--- a/downloads/handouts/Unit 01/Handout 01.04 - Kitchen Safety Contract Template.docx
+++ b/downloads/handouts/Unit 01/Handout 01.04 - Kitchen Safety Contract Template.docx
@@ -88,8 +88,11 @@
       </w:r>
     </w:p>
     <w:p>
-      <w:r>
-        <w:br w:type="page"/>
+      <w:pPr>
+        <w:pStyle w:val="BodyText"/>
+      </w:pPr>
+      <w:r>
+        <w:t xml:space="preserve">_____________________________________________________________________________</w:t>
       </w:r>
     </w:p>
     <w:p>
@@ -568,8 +571,11 @@
       </w:r>
     </w:p>
     <w:p>
-      <w:r>
-        <w:br w:type="page"/>
+      <w:pPr>
+        <w:pStyle w:val="BodyText"/>
+      </w:pPr>
+      <w:r>
+        <w:t xml:space="preserve">_____________________________________________________________________________</w:t>
       </w:r>
     </w:p>
     <w:p>
@@ -957,10 +963,8 @@
         <w:tblLook w:firstRow="1"/>
       </w:tblPr>
       <w:tblGrid>
-        <w:gridCol w:w="2340"/>
-        <w:gridCol w:w="2340"/>
-        <w:gridCol w:w="2340"/>
-        <w:gridCol w:w="2340"/>
+        <w:gridCol w:w="4680"/>
+        <w:gridCol w:w="4680"/>
       </w:tblGrid>
       <w:tr>
         <w:trPr>
@@ -968,7 +972,7 @@
         </w:trPr>
         <w:tc>
           <w:tcPr>
-            <w:tcW w:type="dxa" w:w="2340"/>
+            <w:tcW w:type="dxa" w:w="4680"/>
             <w:tcBorders>
               <w:bottom w:val="single"/>
             </w:tcBorders>
@@ -986,7 +990,7 @@
         </w:tc>
         <w:tc>
           <w:tcPr>
-            <w:tcW w:type="dxa" w:w="2340"/>
+            <w:tcW w:type="dxa" w:w="4680"/>
             <w:tcBorders>
               <w:bottom w:val="single"/>
             </w:tcBorders>
@@ -998,42 +1002,6 @@
               <w:jc w:val="left"/>
             </w:pPr>
             <w:r>
-              <w:t xml:space="preserve">Turkish</w:t>
-            </w:r>
-          </w:p>
-        </w:tc>
-        <w:tc>
-          <w:tcPr>
-            <w:tcW w:type="dxa" w:w="2340"/>
-            <w:tcBorders>
-              <w:bottom w:val="single"/>
-            </w:tcBorders>
-            <w:vAlign w:val="bottom"/>
-          </w:tcPr>
-          <w:p>
-            <w:pPr>
-              <w:pStyle w:val="Compact"/>
-              <w:jc w:val="left"/>
-            </w:pPr>
-            <w:r>
-              <w:t xml:space="preserve">Portuguese</w:t>
-            </w:r>
-          </w:p>
-        </w:tc>
-        <w:tc>
-          <w:tcPr>
-            <w:tcW w:type="dxa" w:w="2340"/>
-            <w:tcBorders>
-              <w:bottom w:val="single"/>
-            </w:tcBorders>
-            <w:vAlign w:val="bottom"/>
-          </w:tcPr>
-          <w:p>
-            <w:pPr>
-              <w:pStyle w:val="Compact"/>
-              <w:jc w:val="left"/>
-            </w:pPr>
-            <w:r>
               <w:t xml:space="preserve">Spanish</w:t>
             </w:r>
           </w:p>
@@ -1042,7 +1010,7 @@
       <w:tr>
         <w:tc>
           <w:tcPr>
-            <w:tcW w:type="dxa" w:w="2340"/>
+            <w:tcW w:type="dxa" w:w="4680"/>
           </w:tcPr>
           <w:p>
             <w:pPr>
@@ -1056,35 +1024,7 @@
         </w:tc>
         <w:tc>
           <w:tcPr>
-            <w:tcW w:type="dxa" w:w="2340"/>
-          </w:tcPr>
-          <w:p>
-            <w:pPr>
-              <w:pStyle w:val="Compact"/>
-              <w:jc w:val="left"/>
-            </w:pPr>
-            <w:r>
-              <w:t xml:space="preserve">saç</w:t>
-            </w:r>
-          </w:p>
-        </w:tc>
-        <w:tc>
-          <w:tcPr>
-            <w:tcW w:type="dxa" w:w="2340"/>
-          </w:tcPr>
-          <w:p>
-            <w:pPr>
-              <w:pStyle w:val="Compact"/>
-              <w:jc w:val="left"/>
-            </w:pPr>
-            <w:r>
-              <w:t xml:space="preserve">cabelo</w:t>
-            </w:r>
-          </w:p>
-        </w:tc>
-        <w:tc>
-          <w:tcPr>
-            <w:tcW w:type="dxa" w:w="2340"/>
+            <w:tcW w:type="dxa" w:w="4680"/>
           </w:tcPr>
           <w:p>
             <w:pPr>
@@ -1100,7 +1040,7 @@
       <w:tr>
         <w:tc>
           <w:tcPr>
-            <w:tcW w:type="dxa" w:w="2340"/>
+            <w:tcW w:type="dxa" w:w="4680"/>
           </w:tcPr>
           <w:p>
             <w:pPr>
@@ -1114,35 +1054,7 @@
         </w:tc>
         <w:tc>
           <w:tcPr>
-            <w:tcW w:type="dxa" w:w="2340"/>
-          </w:tcPr>
-          <w:p>
-            <w:pPr>
-              <w:pStyle w:val="Compact"/>
-              <w:jc w:val="left"/>
-            </w:pPr>
-            <w:r>
-              <w:t xml:space="preserve">kollar</w:t>
-            </w:r>
-          </w:p>
-        </w:tc>
-        <w:tc>
-          <w:tcPr>
-            <w:tcW w:type="dxa" w:w="2340"/>
-          </w:tcPr>
-          <w:p>
-            <w:pPr>
-              <w:pStyle w:val="Compact"/>
-              <w:jc w:val="left"/>
-            </w:pPr>
-            <w:r>
-              <w:t xml:space="preserve">mangas</w:t>
-            </w:r>
-          </w:p>
-        </w:tc>
-        <w:tc>
-          <w:tcPr>
-            <w:tcW w:type="dxa" w:w="2340"/>
+            <w:tcW w:type="dxa" w:w="4680"/>
           </w:tcPr>
           <w:p>
             <w:pPr>
@@ -1158,7 +1070,7 @@
       <w:tr>
         <w:tc>
           <w:tcPr>
-            <w:tcW w:type="dxa" w:w="2340"/>
+            <w:tcW w:type="dxa" w:w="4680"/>
           </w:tcPr>
           <w:p>
             <w:pPr>
@@ -1172,35 +1084,7 @@
         </w:tc>
         <w:tc>
           <w:tcPr>
-            <w:tcW w:type="dxa" w:w="2340"/>
-          </w:tcPr>
-          <w:p>
-            <w:pPr>
-              <w:pStyle w:val="Compact"/>
-              <w:jc w:val="left"/>
-            </w:pPr>
-            <w:r>
-              <w:t xml:space="preserve">yıkamak</w:t>
-            </w:r>
-          </w:p>
-        </w:tc>
-        <w:tc>
-          <w:tcPr>
-            <w:tcW w:type="dxa" w:w="2340"/>
-          </w:tcPr>
-          <w:p>
-            <w:pPr>
-              <w:pStyle w:val="Compact"/>
-              <w:jc w:val="left"/>
-            </w:pPr>
-            <w:r>
-              <w:t xml:space="preserve">lavar</w:t>
-            </w:r>
-          </w:p>
-        </w:tc>
-        <w:tc>
-          <w:tcPr>
-            <w:tcW w:type="dxa" w:w="2340"/>
+            <w:tcW w:type="dxa" w:w="4680"/>
           </w:tcPr>
           <w:p>
             <w:pPr>
@@ -1216,7 +1100,7 @@
       <w:tr>
         <w:tc>
           <w:tcPr>
-            <w:tcW w:type="dxa" w:w="2340"/>
+            <w:tcW w:type="dxa" w:w="4680"/>
           </w:tcPr>
           <w:p>
             <w:pPr>
@@ -1230,35 +1114,7 @@
         </w:tc>
         <w:tc>
           <w:tcPr>
-            <w:tcW w:type="dxa" w:w="2340"/>
-          </w:tcPr>
-          <w:p>
-            <w:pPr>
-              <w:pStyle w:val="Compact"/>
-              <w:jc w:val="left"/>
-            </w:pPr>
-            <w:r>
-              <w:t xml:space="preserve">temiz</w:t>
-            </w:r>
-          </w:p>
-        </w:tc>
-        <w:tc>
-          <w:tcPr>
-            <w:tcW w:type="dxa" w:w="2340"/>
-          </w:tcPr>
-          <w:p>
-            <w:pPr>
-              <w:pStyle w:val="Compact"/>
-              <w:jc w:val="left"/>
-            </w:pPr>
-            <w:r>
-              <w:t xml:space="preserve">limpo</w:t>
-            </w:r>
-          </w:p>
-        </w:tc>
-        <w:tc>
-          <w:tcPr>
-            <w:tcW w:type="dxa" w:w="2340"/>
+            <w:tcW w:type="dxa" w:w="4680"/>
           </w:tcPr>
           <w:p>
             <w:pPr>
@@ -1274,7 +1130,7 @@
       <w:tr>
         <w:tc>
           <w:tcPr>
-            <w:tcW w:type="dxa" w:w="2340"/>
+            <w:tcW w:type="dxa" w:w="4680"/>
           </w:tcPr>
           <w:p>
             <w:pPr>
@@ -1288,35 +1144,7 @@
         </w:tc>
         <w:tc>
           <w:tcPr>
-            <w:tcW w:type="dxa" w:w="2340"/>
-          </w:tcPr>
-          <w:p>
-            <w:pPr>
-              <w:pStyle w:val="Compact"/>
-              <w:jc w:val="left"/>
-            </w:pPr>
-            <w:r>
-              <w:t xml:space="preserve">dezenfekte etmek</w:t>
-            </w:r>
-          </w:p>
-        </w:tc>
-        <w:tc>
-          <w:tcPr>
-            <w:tcW w:type="dxa" w:w="2340"/>
-          </w:tcPr>
-          <w:p>
-            <w:pPr>
-              <w:pStyle w:val="Compact"/>
-              <w:jc w:val="left"/>
-            </w:pPr>
-            <w:r>
-              <w:t xml:space="preserve">higienizar</w:t>
-            </w:r>
-          </w:p>
-        </w:tc>
-        <w:tc>
-          <w:tcPr>
-            <w:tcW w:type="dxa" w:w="2340"/>
+            <w:tcW w:type="dxa" w:w="4680"/>
           </w:tcPr>
           <w:p>
             <w:pPr>
@@ -1332,7 +1160,7 @@
       <w:tr>
         <w:tc>
           <w:tcPr>
-            <w:tcW w:type="dxa" w:w="2340"/>
+            <w:tcW w:type="dxa" w:w="4680"/>
           </w:tcPr>
           <w:p>
             <w:pPr>
@@ -1346,35 +1174,7 @@
         </w:tc>
         <w:tc>
           <w:tcPr>
-            <w:tcW w:type="dxa" w:w="2340"/>
-          </w:tcPr>
-          <w:p>
-            <w:pPr>
-              <w:pStyle w:val="Compact"/>
-              <w:jc w:val="left"/>
-            </w:pPr>
-            <w:r>
-              <w:t xml:space="preserve">kontrol</w:t>
-            </w:r>
-          </w:p>
-        </w:tc>
-        <w:tc>
-          <w:tcPr>
-            <w:tcW w:type="dxa" w:w="2340"/>
-          </w:tcPr>
-          <w:p>
-            <w:pPr>
-              <w:pStyle w:val="Compact"/>
-              <w:jc w:val="left"/>
-            </w:pPr>
-            <w:r>
-              <w:t xml:space="preserve">verificar</w:t>
-            </w:r>
-          </w:p>
-        </w:tc>
-        <w:tc>
-          <w:tcPr>
-            <w:tcW w:type="dxa" w:w="2340"/>
+            <w:tcW w:type="dxa" w:w="4680"/>
           </w:tcPr>
           <w:p>
             <w:pPr>
@@ -2124,7 +1924,7 @@
     </w:rPrDefault>
     <w:pPrDefault>
       <w:pPr>
-        <w:spacing w:after="200"/>
+        <w:spacing w:line="360" w:lineRule="auto" w:after="200"/>
       </w:pPr>
     </w:pPrDefault>
   </w:docDefaults>

--- a/downloads/handouts/Unit 01/Handout 01.04 - Kitchen Safety Contract Template.docx
+++ b/downloads/handouts/Unit 01/Handout 01.04 - Kitchen Safety Contract Template.docx
@@ -92,7 +92,7 @@
         <w:pStyle w:val="BodyText"/>
       </w:pPr>
       <w:r>
-        <w:t xml:space="preserve">_____________________________________________________________________________</w:t>
+        <w:t xml:space="preserve">Our why: _____________________________________________________________________________</w:t>
       </w:r>
     </w:p>
     <w:p>
@@ -575,7 +575,7 @@
         <w:pStyle w:val="BodyText"/>
       </w:pPr>
       <w:r>
-        <w:t xml:space="preserve">_____________________________________________________________________________</w:t>
+        <w:t xml:space="preserve">When a rule is broken: _____________________________________________________________________________</w:t>
       </w:r>
     </w:p>
     <w:p>
@@ -1191,7 +1191,7 @@
     <w:sectPr>
       <w:headerReference w:type="default" r:id="rId9"/>
       <w:pgSz w:w="12240" w:h="15840"/>
-      <w:pgMar w:top="1440" w:bottom="1440" w:left="1440" w:right="1440" w:header="504"/>
+      <w:pgMar w:top="1008" w:bottom="1008" w:left="1008" w:right="1008" w:header="504"/>
     </w:sectPr>
   </w:body>
 </w:document>
@@ -1924,7 +1924,7 @@
     </w:rPrDefault>
     <w:pPrDefault>
       <w:pPr>
-        <w:spacing w:line="360" w:lineRule="auto" w:after="200"/>
+        <w:spacing w:after="200"/>
       </w:pPr>
     </w:pPrDefault>
   </w:docDefaults>
